--- a/material/programas-de-estudio/11 Undécimo año - Programa de Estudio de Ajedrez, parte 2 (malla curricular).docx
+++ b/material/programas-de-estudio/11 Undécimo año - Programa de Estudio de Ajedrez, parte 2 (malla curricular).docx
@@ -4066,7 +4066,7 @@
         <w:rPr>
           <w:sz w:val="19"/>
         </w:rPr>
-        <w:t xml:space="preserve"> El ajedrez tiene reglas, instituciones y oficios. En esta unidad el estudiantado arbitra casos reales con las Leyes del Ajedrez de la FIDE, conoce los sistemas de competencia y los desempates, investiga en fuentes oficiales cómo funciona la Federación Central de Ajedrez de Costa Rica y cómo participa el ajedrez en los Juegos Deportivos Nacionales que organiza el ICODER, y revisa los caminos de vida y carrera ligados al juego: entrenamiento, arbitraje, organización de eventos, docencia, programación y comunicación. Lo aprendido se aplica a la planificación del festival comunal del proyecto del II semestre.</w:t>
+        <w:t xml:space="preserve"> El ajedrez tiene reglas, instituciones y oficios. En esta unidad el estudiantado arbitra casos reales con las Leyes del Ajedrez de la FIDE, conoce los sistemas de competencia y los desempates, investiga en fuentes oficiales cómo funciona la Federación Costarricense de Ajedrez de Costa Rica y cómo participa el ajedrez en los Juegos Deportivos Nacionales que organiza el ICODER, y revisa los caminos de vida y carrera ligados al juego: entrenamiento, arbitraje, organización de eventos, docencia, programación y comunicación. Lo aprendido se aplica a la planificación del festival comunal del proyecto del II semestre.</w:t>
       </w:r>
     </w:p>
     <w:tbl>
@@ -4418,7 +4418,7 @@
               <w:t>Conceptuales:</w:t>
             </w:r>
             <w:r>
-              <w:t xml:space="preserve"> FIDE y federaciones nacionales.; Federación Central de Ajedrez de Costa Rica: afiliación, torneos y rating.; Juegos Deportivos Nacionales del ICODER y comités cantonales de deportes y recreación.</w:t>
+              <w:t xml:space="preserve"> FIDE y federaciones nacionales.; Federación Costarricense de Ajedrez de Costa Rica: afiliación, torneos y rating.; Juegos Deportivos Nacionales del ICODER y comités cantonales de deportes y recreación.</w:t>
             </w:r>
           </w:p>
           <w:p>

--- a/material/programas-de-estudio/11 Undécimo año - Programa de Estudio de Ajedrez, parte 2 (malla curricular).docx
+++ b/material/programas-de-estudio/11 Undécimo año - Programa de Estudio de Ajedrez, parte 2 (malla curricular).docx
@@ -8640,12 +8640,12 @@
             <wp:posOffset>1276200</wp:posOffset>
           </wp:positionH>
           <wp:positionV relativeFrom="page">
-            <wp:posOffset>3071700</wp:posOffset>
+            <wp:posOffset>3092305</wp:posOffset>
           </wp:positionV>
-          <wp:extent cx="5220000" cy="3915000"/>
+          <wp:extent cx="5220000" cy="3873789"/>
           <wp:effectExtent l="0" t="0" r="0" b="0"/>
           <wp:wrapNone/>
-          <wp:docPr id="1" name="Marca de agua" descr="Logo de Oscar Angulo Cubero"/>
+          <wp:docPr id="1" name="Marca de agua" descr="Ajedrez Integral"/>
           <wp:cNvGraphicFramePr/>
           <a:graphic>
             <a:graphicData uri="http://schemas.openxmlformats.org/drawingml/2006/picture">
@@ -8663,7 +8663,7 @@
                 <pic:spPr>
                   <a:xfrm rot="-900000">
                     <a:off x="0" y="0"/>
-                    <a:ext cx="5220000" cy="3915000"/>
+                    <a:ext cx="5220000" cy="3873789"/>
                   </a:xfrm>
                   <a:prstGeom prst="rect"/>
                 </pic:spPr>
@@ -8699,12 +8699,12 @@
             <wp:posOffset>2149200</wp:posOffset>
           </wp:positionH>
           <wp:positionV relativeFrom="page">
-            <wp:posOffset>1726200</wp:posOffset>
+            <wp:posOffset>1748937</wp:posOffset>
           </wp:positionV>
-          <wp:extent cx="5760000" cy="4320000"/>
+          <wp:extent cx="5760000" cy="4274526"/>
           <wp:effectExtent l="0" t="0" r="0" b="0"/>
           <wp:wrapNone/>
-          <wp:docPr id="1" name="Marca de agua" descr="Logo de Oscar Angulo Cubero"/>
+          <wp:docPr id="1" name="Marca de agua" descr="Ajedrez Integral"/>
           <wp:cNvGraphicFramePr/>
           <a:graphic>
             <a:graphicData uri="http://schemas.openxmlformats.org/drawingml/2006/picture">
@@ -8722,7 +8722,7 @@
                 <pic:spPr>
                   <a:xfrm rot="-900000">
                     <a:off x="0" y="0"/>
-                    <a:ext cx="5760000" cy="4320000"/>
+                    <a:ext cx="5760000" cy="4274526"/>
                   </a:xfrm>
                   <a:prstGeom prst="rect"/>
                 </pic:spPr>
@@ -8758,12 +8758,12 @@
             <wp:posOffset>1276200</wp:posOffset>
           </wp:positionH>
           <wp:positionV relativeFrom="page">
-            <wp:posOffset>3071700</wp:posOffset>
+            <wp:posOffset>3092305</wp:posOffset>
           </wp:positionV>
-          <wp:extent cx="5220000" cy="3915000"/>
+          <wp:extent cx="5220000" cy="3873789"/>
           <wp:effectExtent l="0" t="0" r="0" b="0"/>
           <wp:wrapNone/>
-          <wp:docPr id="1" name="Marca de agua" descr="Logo de Oscar Angulo Cubero"/>
+          <wp:docPr id="1" name="Marca de agua" descr="Ajedrez Integral"/>
           <wp:cNvGraphicFramePr/>
           <a:graphic>
             <a:graphicData uri="http://schemas.openxmlformats.org/drawingml/2006/picture">
@@ -8781,7 +8781,7 @@
                 <pic:spPr>
                   <a:xfrm rot="-900000">
                     <a:off x="0" y="0"/>
-                    <a:ext cx="5220000" cy="3915000"/>
+                    <a:ext cx="5220000" cy="3873789"/>
                   </a:xfrm>
                   <a:prstGeom prst="rect"/>
                 </pic:spPr>
